--- a/progress.docx
+++ b/progress.docx
@@ -2,14 +2,13 @@
 <file path=word/document.xml><?xml version="1.0" encoding="utf-8"?>
 <w:document xmlns:wpc="http://schemas.microsoft.com/office/word/2010/wordprocessingCanvas" xmlns:cx="http://schemas.microsoft.com/office/drawing/2014/chartex" xmlns:cx1="http://schemas.microsoft.com/office/drawing/2015/9/8/chartex" xmlns:cx2="http://schemas.microsoft.com/office/drawing/2015/10/21/chartex" xmlns:cx3="http://schemas.microsoft.com/office/drawing/2016/5/9/chartex" xmlns:cx4="http://schemas.microsoft.com/office/drawing/2016/5/10/chartex" xmlns:cx5="http://schemas.microsoft.com/office/drawing/2016/5/11/chartex" xmlns:cx6="http://schemas.microsoft.com/office/drawing/2016/5/12/chartex" xmlns:cx7="http://schemas.microsoft.com/office/drawing/2016/5/13/chartex" xmlns:cx8="http://schemas.microsoft.com/office/drawing/2016/5/14/chartex" xmlns:mc="http://schemas.openxmlformats.org/markup-compatibility/2006" xmlns:aink="http://schemas.microsoft.com/office/drawing/2016/ink" xmlns:am3d="http://schemas.microsoft.com/office/drawing/2017/model3d" xmlns:o="urn:schemas-microsoft-com:office:office" xmlns:oel="http://schemas.microsoft.com/office/2019/extlst" xmlns:r="http://schemas.openxmlformats.org/officeDocument/2006/relationships" xmlns:m="http://schemas.openxmlformats.org/officeDocument/2006/math" xmlns:v="urn:schemas-microsoft-com:vml" xmlns:wp14="http://schemas.microsoft.com/office/word/2010/wordprocessingDrawing" xmlns:wp="http://schemas.openxmlformats.org/drawingml/2006/wordprocessingDrawing" xmlns:w10="urn:schemas-microsoft-com:office:word" xmlns:w="http://schemas.openxmlformats.org/wordprocessingml/2006/main" xmlns:w14="http://schemas.microsoft.com/office/word/2010/wordml" xmlns:w15="http://schemas.microsoft.com/office/word/2012/wordml" xmlns:w16cex="http://schemas.microsoft.com/office/word/2018/wordml/cex" xmlns:w16cid="http://schemas.microsoft.com/office/word/2016/wordml/cid" xmlns:w16="http://schemas.microsoft.com/office/word/2018/wordml" xmlns:w16du="http://schemas.microsoft.com/office/word/2023/wordml/word16du" xmlns:w16sdtdh="http://schemas.microsoft.com/office/word/2020/wordml/sdtdatahash" xmlns:w16sdtfl="http://schemas.microsoft.com/office/word/2024/wordml/sdtformatlock" xmlns:w16se="http://schemas.microsoft.com/office/word/2015/wordml/symex" xmlns:wpg="http://schemas.microsoft.com/office/word/2010/wordprocessingGroup" xmlns:wpi="http://schemas.microsoft.com/office/word/2010/wordprocessingInk" xmlns:wne="http://schemas.microsoft.com/office/word/2006/wordml" xmlns:wps="http://schemas.microsoft.com/office/word/2010/wordprocessingShape" mc:Ignorable="w14 w15 w16se w16cid w16 w16cex w16sdtdh w16sdtfl w16du wp14">
   <w:body>
-    <w:p/>
-    <w:p>
-      <w:r>
-        <w:t>This content is only supported in a Feishu Docs</w:t>
-      </w:r>
-    </w:p>
-    <w:p/>
-    <w:p/>
+    <w:p>
+      <w:pPr>
+        <w:rPr>
+          <w:rFonts w:hint="eastAsia"/>
+        </w:rPr>
+      </w:pPr>
+    </w:p>
     <w:p>
       <w:pPr>
         <w:rPr>
@@ -244,7 +243,6 @@
           <w:bCs/>
           <w:u w:val="single"/>
         </w:rPr>
-        <w:lastRenderedPageBreak/>
         <w:t>核心痛点： 有客无抓，库存失控</w:t>
       </w:r>
     </w:p>
@@ -278,6 +276,7 @@
         </w:numPr>
       </w:pPr>
       <w:r>
+        <w:lastRenderedPageBreak/>
         <w:t>被动等待： 虽知老客需求（如高血压），但无法预知断药时间或天气变化带来的健康风险，缺乏主动触达的工具和权限。</w:t>
       </w:r>
     </w:p>
@@ -449,11 +448,7 @@
         </w:numPr>
       </w:pPr>
       <w:r>
-        <w:t>员工吐槽：“明明这两天降温，老人容易摔伤或心脑血管出事，</w:t>
-      </w:r>
-      <w:r>
-        <w:lastRenderedPageBreak/>
-        <w:t>系统里推的还是夏季防暑的活动，完全不对路。”</w:t>
+        <w:t>员工吐槽：“明明这两天降温，老人容易摔伤或心脑血管出事，系统里推的还是夏季防暑的活动，完全不对路。”</w:t>
       </w:r>
     </w:p>
     <w:p>
@@ -488,6 +483,7 @@
         </w:numPr>
       </w:pPr>
       <w:r>
+        <w:lastRenderedPageBreak/>
         <w:t>核心矛盾：</w:t>
       </w:r>
     </w:p>
@@ -653,7 +649,6 @@
     </w:p>
     <w:p>
       <w:r>
-        <w:lastRenderedPageBreak/>
         <w:t>项目引入的智能体不应仅被视为工具，而是定位为“数字副店长”。它需要具备感知、判断、执行和学习的能力，最终将人的经验沉淀为自动化的策略。</w:t>
       </w:r>
     </w:p>
@@ -697,6 +692,7 @@
           <w:b/>
           <w:bCs/>
         </w:rPr>
+        <w:lastRenderedPageBreak/>
         <w:t>  对总部运营： 从“手工做活动”转变为“养策略”。</w:t>
       </w:r>
     </w:p>
@@ -873,7 +869,6 @@
         </w:numPr>
       </w:pPr>
       <w:r>
-        <w:lastRenderedPageBreak/>
         <w:t xml:space="preserve">基础激励：复购率提升部分的毛利，50%直接奖励店员（例：复购率提升5%，对应毛利增加200元，店员得100元）； </w:t>
       </w:r>
     </w:p>
@@ -896,6 +891,7 @@
         </w:numPr>
       </w:pPr>
       <w:r>
+        <w:lastRenderedPageBreak/>
         <w:t xml:space="preserve">工具减负：系统自动生成回访话术模板（如“您上次购药后血压如何？点击链接快速反馈”），店员只需一键发送，单次操作≤30秒。 </w:t>
       </w:r>
     </w:p>
@@ -1078,27 +1074,27 @@
     </w:p>
     <w:p>
       <w:r>
+        <w:t>1、常态化追踪（天气、慢病周期、库存）</w:t>
+      </w:r>
+    </w:p>
+    <w:p>
+      <w:r>
+        <w:t>2、会员与药品的匹配</w:t>
+      </w:r>
+    </w:p>
+    <w:p>
+      <w:r>
+        <w:t>3、天气与药品库存的匹配</w:t>
+      </w:r>
+    </w:p>
+    <w:p>
+      <w:r>
+        <w:t>4、根据天气等快速推出运营活动</w:t>
+      </w:r>
+    </w:p>
+    <w:p>
+      <w:r>
         <w:lastRenderedPageBreak/>
-        <w:t>1、常态化追踪（天气、慢病周期、库存）</w:t>
-      </w:r>
-    </w:p>
-    <w:p>
-      <w:r>
-        <w:t>2、会员与药品的匹配</w:t>
-      </w:r>
-    </w:p>
-    <w:p>
-      <w:r>
-        <w:t>3、天气与药品库存的匹配</w:t>
-      </w:r>
-    </w:p>
-    <w:p>
-      <w:r>
-        <w:t>4、根据天气等快速推出运营活动</w:t>
-      </w:r>
-    </w:p>
-    <w:p>
-      <w:r>
         <w:t>5、根据顾客档案给店员销售提醒与建议</w:t>
       </w:r>
     </w:p>
@@ -1145,6 +1141,1414 @@
         <w:t>员工工作台 （用于给员工提供“知识”指导）</w:t>
       </w:r>
     </w:p>
+    <w:p>
+      <w:pPr>
+        <w:rPr>
+          <w:rFonts w:hint="eastAsia"/>
+          <w:b/>
+          <w:bCs/>
+        </w:rPr>
+      </w:pPr>
+      <w:r>
+        <w:rPr>
+          <w:b/>
+          <w:bCs/>
+        </w:rPr>
+        <w:t>五、功能补充</w:t>
+      </w:r>
+    </w:p>
+    <w:p/>
+    <w:p>
+      <w:r>
+        <w:t>1.顾客端添加功能：线下健康检测、健康讲座、社区义诊等。这些活动都是药店线下来提升用户粘性的手段，我们可以在用户的小程序端加入活动预约的入口或者活动开始的提醒。</w:t>
+      </w:r>
+    </w:p>
+    <w:p/>
+    <w:p>
+      <w:r>
+        <w:t>2.通过什么运营策略把人留下：新添加一个对客户的分类系统。根据客户的消费情况之类的做画像，去把客户做一个区分，就是不要混在一起待提醒。</w:t>
+      </w:r>
+    </w:p>
+    <w:tbl>
+      <w:tblPr>
+        <w:tblW w:w="7500" w:type="dxa"/>
+        <w:tblCellMar>
+          <w:top w:w="15" w:type="dxa"/>
+          <w:left w:w="15" w:type="dxa"/>
+          <w:bottom w:w="15" w:type="dxa"/>
+          <w:right w:w="15" w:type="dxa"/>
+        </w:tblCellMar>
+        <w:tblLook w:val="04A0" w:firstRow="1" w:lastRow="0" w:firstColumn="1" w:lastColumn="0" w:noHBand="0" w:noVBand="1"/>
+      </w:tblPr>
+      <w:tblGrid>
+        <w:gridCol w:w="1297"/>
+        <w:gridCol w:w="2589"/>
+        <w:gridCol w:w="3614"/>
+      </w:tblGrid>
+      <w:tr>
+        <w:trPr>
+          <w:trHeight w:val="585"/>
+        </w:trPr>
+        <w:tc>
+          <w:tcPr>
+            <w:tcW w:w="0" w:type="auto"/>
+            <w:tcBorders>
+              <w:top w:val="single" w:sz="6" w:space="0" w:color="DEE0E3"/>
+              <w:left w:val="single" w:sz="6" w:space="0" w:color="DEE0E3"/>
+              <w:bottom w:val="single" w:sz="6" w:space="0" w:color="DEE0E3"/>
+              <w:right w:val="single" w:sz="6" w:space="0" w:color="DEE0E3"/>
+            </w:tcBorders>
+            <w:tcMar>
+              <w:top w:w="120" w:type="dxa"/>
+              <w:left w:w="120" w:type="dxa"/>
+              <w:bottom w:w="120" w:type="dxa"/>
+              <w:right w:w="120" w:type="dxa"/>
+            </w:tcMar>
+            <w:hideMark/>
+          </w:tcPr>
+          <w:p>
+            <w:r>
+              <w:t>维度</w:t>
+            </w:r>
+          </w:p>
+        </w:tc>
+        <w:tc>
+          <w:tcPr>
+            <w:tcW w:w="0" w:type="auto"/>
+            <w:tcBorders>
+              <w:top w:val="single" w:sz="6" w:space="0" w:color="DEE0E3"/>
+              <w:left w:val="single" w:sz="6" w:space="0" w:color="DEE0E3"/>
+              <w:bottom w:val="single" w:sz="6" w:space="0" w:color="DEE0E3"/>
+              <w:right w:val="single" w:sz="6" w:space="0" w:color="DEE0E3"/>
+            </w:tcBorders>
+            <w:tcMar>
+              <w:top w:w="120" w:type="dxa"/>
+              <w:left w:w="120" w:type="dxa"/>
+              <w:bottom w:w="120" w:type="dxa"/>
+              <w:right w:w="120" w:type="dxa"/>
+            </w:tcMar>
+            <w:hideMark/>
+          </w:tcPr>
+          <w:p>
+            <w:r>
+              <w:t>定义（药店场景适配）</w:t>
+            </w:r>
+          </w:p>
+        </w:tc>
+        <w:tc>
+          <w:tcPr>
+            <w:tcW w:w="0" w:type="auto"/>
+            <w:tcBorders>
+              <w:top w:val="single" w:sz="6" w:space="0" w:color="DEE0E3"/>
+              <w:left w:val="single" w:sz="6" w:space="0" w:color="DEE0E3"/>
+              <w:bottom w:val="single" w:sz="6" w:space="0" w:color="DEE0E3"/>
+              <w:right w:val="single" w:sz="6" w:space="0" w:color="DEE0E3"/>
+            </w:tcBorders>
+            <w:tcMar>
+              <w:top w:w="120" w:type="dxa"/>
+              <w:left w:w="120" w:type="dxa"/>
+              <w:bottom w:w="120" w:type="dxa"/>
+              <w:right w:w="120" w:type="dxa"/>
+            </w:tcMar>
+            <w:hideMark/>
+          </w:tcPr>
+          <w:p>
+            <w:r>
+              <w:t>高低判断标准（可以不写具体标准，由智能体根据后台数据综合判断）</w:t>
+            </w:r>
+          </w:p>
+        </w:tc>
+      </w:tr>
+      <w:tr>
+        <w:trPr>
+          <w:trHeight w:val="585"/>
+        </w:trPr>
+        <w:tc>
+          <w:tcPr>
+            <w:tcW w:w="0" w:type="auto"/>
+            <w:tcBorders>
+              <w:top w:val="single" w:sz="6" w:space="0" w:color="DEE0E3"/>
+              <w:left w:val="single" w:sz="6" w:space="0" w:color="DEE0E3"/>
+              <w:bottom w:val="single" w:sz="6" w:space="0" w:color="DEE0E3"/>
+              <w:right w:val="single" w:sz="6" w:space="0" w:color="DEE0E3"/>
+            </w:tcBorders>
+            <w:tcMar>
+              <w:top w:w="120" w:type="dxa"/>
+              <w:left w:w="120" w:type="dxa"/>
+              <w:bottom w:w="120" w:type="dxa"/>
+              <w:right w:w="120" w:type="dxa"/>
+            </w:tcMar>
+            <w:hideMark/>
+          </w:tcPr>
+          <w:p>
+            <w:r>
+              <w:t>R（最近消费间隔）</w:t>
+            </w:r>
+          </w:p>
+        </w:tc>
+        <w:tc>
+          <w:tcPr>
+            <w:tcW w:w="0" w:type="auto"/>
+            <w:tcBorders>
+              <w:top w:val="single" w:sz="6" w:space="0" w:color="DEE0E3"/>
+              <w:left w:val="single" w:sz="6" w:space="0" w:color="DEE0E3"/>
+              <w:bottom w:val="single" w:sz="6" w:space="0" w:color="DEE0E3"/>
+              <w:right w:val="single" w:sz="6" w:space="0" w:color="DEE0E3"/>
+            </w:tcBorders>
+            <w:tcMar>
+              <w:top w:w="120" w:type="dxa"/>
+              <w:left w:w="120" w:type="dxa"/>
+              <w:bottom w:w="120" w:type="dxa"/>
+              <w:right w:w="120" w:type="dxa"/>
+            </w:tcMar>
+            <w:hideMark/>
+          </w:tcPr>
+          <w:p>
+            <w:r>
+              <w:t>用户最后一次消费到现在的天数，反映用户活跃度</w:t>
+            </w:r>
+          </w:p>
+        </w:tc>
+        <w:tc>
+          <w:tcPr>
+            <w:tcW w:w="0" w:type="auto"/>
+            <w:tcBorders>
+              <w:top w:val="single" w:sz="6" w:space="0" w:color="DEE0E3"/>
+              <w:left w:val="single" w:sz="6" w:space="0" w:color="DEE0E3"/>
+              <w:bottom w:val="single" w:sz="6" w:space="0" w:color="DEE0E3"/>
+              <w:right w:val="single" w:sz="6" w:space="0" w:color="DEE0E3"/>
+            </w:tcBorders>
+            <w:tcMar>
+              <w:top w:w="120" w:type="dxa"/>
+              <w:left w:w="120" w:type="dxa"/>
+              <w:bottom w:w="120" w:type="dxa"/>
+              <w:right w:w="120" w:type="dxa"/>
+            </w:tcMar>
+            <w:hideMark/>
+          </w:tcPr>
+          <w:p>
+            <w:r>
+              <w:t>高：≤30 天（最近 1 个月有消费）；低：&gt;30 天</w:t>
+            </w:r>
+          </w:p>
+        </w:tc>
+      </w:tr>
+      <w:tr>
+        <w:trPr>
+          <w:trHeight w:val="585"/>
+        </w:trPr>
+        <w:tc>
+          <w:tcPr>
+            <w:tcW w:w="0" w:type="auto"/>
+            <w:tcBorders>
+              <w:top w:val="single" w:sz="6" w:space="0" w:color="DEE0E3"/>
+              <w:left w:val="single" w:sz="6" w:space="0" w:color="DEE0E3"/>
+              <w:bottom w:val="single" w:sz="6" w:space="0" w:color="DEE0E3"/>
+              <w:right w:val="single" w:sz="6" w:space="0" w:color="DEE0E3"/>
+            </w:tcBorders>
+            <w:tcMar>
+              <w:top w:w="120" w:type="dxa"/>
+              <w:left w:w="120" w:type="dxa"/>
+              <w:bottom w:w="120" w:type="dxa"/>
+              <w:right w:w="120" w:type="dxa"/>
+            </w:tcMar>
+            <w:hideMark/>
+          </w:tcPr>
+          <w:p>
+            <w:r>
+              <w:t>F（消费频率）</w:t>
+            </w:r>
+          </w:p>
+        </w:tc>
+        <w:tc>
+          <w:tcPr>
+            <w:tcW w:w="0" w:type="auto"/>
+            <w:tcBorders>
+              <w:top w:val="single" w:sz="6" w:space="0" w:color="DEE0E3"/>
+              <w:left w:val="single" w:sz="6" w:space="0" w:color="DEE0E3"/>
+              <w:bottom w:val="single" w:sz="6" w:space="0" w:color="DEE0E3"/>
+              <w:right w:val="single" w:sz="6" w:space="0" w:color="DEE0E3"/>
+            </w:tcBorders>
+            <w:tcMar>
+              <w:top w:w="120" w:type="dxa"/>
+              <w:left w:w="120" w:type="dxa"/>
+              <w:bottom w:w="120" w:type="dxa"/>
+              <w:right w:w="120" w:type="dxa"/>
+            </w:tcMar>
+            <w:hideMark/>
+          </w:tcPr>
+          <w:p>
+            <w:r>
+              <w:t>统计周期内的消费次数，反映用户忠诚度</w:t>
+            </w:r>
+          </w:p>
+        </w:tc>
+        <w:tc>
+          <w:tcPr>
+            <w:tcW w:w="0" w:type="auto"/>
+            <w:tcBorders>
+              <w:top w:val="single" w:sz="6" w:space="0" w:color="DEE0E3"/>
+              <w:left w:val="single" w:sz="6" w:space="0" w:color="DEE0E3"/>
+              <w:bottom w:val="single" w:sz="6" w:space="0" w:color="DEE0E3"/>
+              <w:right w:val="single" w:sz="6" w:space="0" w:color="DEE0E3"/>
+            </w:tcBorders>
+            <w:tcMar>
+              <w:top w:w="120" w:type="dxa"/>
+              <w:left w:w="120" w:type="dxa"/>
+              <w:bottom w:w="120" w:type="dxa"/>
+              <w:right w:w="120" w:type="dxa"/>
+            </w:tcMar>
+            <w:hideMark/>
+          </w:tcPr>
+          <w:p>
+            <w:r>
+              <w:t>高：≥4 次 / 季度；低：&lt;4 次 / 季度</w:t>
+            </w:r>
+          </w:p>
+        </w:tc>
+      </w:tr>
+      <w:tr>
+        <w:trPr>
+          <w:trHeight w:val="585"/>
+        </w:trPr>
+        <w:tc>
+          <w:tcPr>
+            <w:tcW w:w="0" w:type="auto"/>
+            <w:tcBorders>
+              <w:top w:val="single" w:sz="6" w:space="0" w:color="DEE0E3"/>
+              <w:left w:val="single" w:sz="6" w:space="0" w:color="DEE0E3"/>
+              <w:bottom w:val="single" w:sz="6" w:space="0" w:color="DEE0E3"/>
+              <w:right w:val="single" w:sz="6" w:space="0" w:color="DEE0E3"/>
+            </w:tcBorders>
+            <w:tcMar>
+              <w:top w:w="120" w:type="dxa"/>
+              <w:left w:w="120" w:type="dxa"/>
+              <w:bottom w:w="120" w:type="dxa"/>
+              <w:right w:w="120" w:type="dxa"/>
+            </w:tcMar>
+            <w:hideMark/>
+          </w:tcPr>
+          <w:p>
+            <w:r>
+              <w:t>M（消费金额）</w:t>
+            </w:r>
+          </w:p>
+        </w:tc>
+        <w:tc>
+          <w:tcPr>
+            <w:tcW w:w="0" w:type="auto"/>
+            <w:tcBorders>
+              <w:top w:val="single" w:sz="6" w:space="0" w:color="DEE0E3"/>
+              <w:left w:val="single" w:sz="6" w:space="0" w:color="DEE0E3"/>
+              <w:bottom w:val="single" w:sz="6" w:space="0" w:color="DEE0E3"/>
+              <w:right w:val="single" w:sz="6" w:space="0" w:color="DEE0E3"/>
+            </w:tcBorders>
+            <w:tcMar>
+              <w:top w:w="120" w:type="dxa"/>
+              <w:left w:w="120" w:type="dxa"/>
+              <w:bottom w:w="120" w:type="dxa"/>
+              <w:right w:w="120" w:type="dxa"/>
+            </w:tcMar>
+            <w:hideMark/>
+          </w:tcPr>
+          <w:p>
+            <w:r>
+              <w:t>统计周期内的总消费 / 单次客单价，反映用户价值</w:t>
+            </w:r>
+          </w:p>
+        </w:tc>
+        <w:tc>
+          <w:tcPr>
+            <w:tcW w:w="0" w:type="auto"/>
+            <w:tcBorders>
+              <w:top w:val="single" w:sz="6" w:space="0" w:color="DEE0E3"/>
+              <w:left w:val="single" w:sz="6" w:space="0" w:color="DEE0E3"/>
+              <w:bottom w:val="single" w:sz="6" w:space="0" w:color="DEE0E3"/>
+              <w:right w:val="single" w:sz="6" w:space="0" w:color="DEE0E3"/>
+            </w:tcBorders>
+            <w:tcMar>
+              <w:top w:w="120" w:type="dxa"/>
+              <w:left w:w="120" w:type="dxa"/>
+              <w:bottom w:w="120" w:type="dxa"/>
+              <w:right w:w="120" w:type="dxa"/>
+            </w:tcMar>
+            <w:hideMark/>
+          </w:tcPr>
+          <w:p>
+            <w:r>
+              <w:t>高：高于门店平均客单价；低：低于平均</w:t>
+            </w:r>
+          </w:p>
+        </w:tc>
+      </w:tr>
+    </w:tbl>
+    <w:p>
+      <w:pPr>
+        <w:rPr>
+          <w:vanish/>
+        </w:rPr>
+      </w:pPr>
+    </w:p>
+    <w:tbl>
+      <w:tblPr>
+        <w:tblW w:w="7500" w:type="dxa"/>
+        <w:tblCellMar>
+          <w:top w:w="15" w:type="dxa"/>
+          <w:left w:w="15" w:type="dxa"/>
+          <w:bottom w:w="15" w:type="dxa"/>
+          <w:right w:w="15" w:type="dxa"/>
+        </w:tblCellMar>
+        <w:tblLook w:val="04A0" w:firstRow="1" w:lastRow="0" w:firstColumn="1" w:lastColumn="0" w:noHBand="0" w:noVBand="1"/>
+      </w:tblPr>
+      <w:tblGrid>
+        <w:gridCol w:w="718"/>
+        <w:gridCol w:w="1462"/>
+        <w:gridCol w:w="1734"/>
+        <w:gridCol w:w="893"/>
+        <w:gridCol w:w="2693"/>
+      </w:tblGrid>
+      <w:tr>
+        <w:trPr>
+          <w:trHeight w:val="585"/>
+        </w:trPr>
+        <w:tc>
+          <w:tcPr>
+            <w:tcW w:w="0" w:type="auto"/>
+            <w:tcBorders>
+              <w:top w:val="single" w:sz="6" w:space="0" w:color="DEE0E3"/>
+              <w:left w:val="single" w:sz="6" w:space="0" w:color="DEE0E3"/>
+              <w:bottom w:val="single" w:sz="6" w:space="0" w:color="DEE0E3"/>
+              <w:right w:val="single" w:sz="6" w:space="0" w:color="DEE0E3"/>
+            </w:tcBorders>
+            <w:tcMar>
+              <w:top w:w="120" w:type="dxa"/>
+              <w:left w:w="120" w:type="dxa"/>
+              <w:bottom w:w="120" w:type="dxa"/>
+              <w:right w:w="120" w:type="dxa"/>
+            </w:tcMar>
+            <w:hideMark/>
+          </w:tcPr>
+          <w:p>
+            <w:r>
+              <w:lastRenderedPageBreak/>
+              <w:t>用户类型</w:t>
+            </w:r>
+          </w:p>
+        </w:tc>
+        <w:tc>
+          <w:tcPr>
+            <w:tcW w:w="0" w:type="auto"/>
+            <w:tcBorders>
+              <w:top w:val="single" w:sz="6" w:space="0" w:color="DEE0E3"/>
+              <w:left w:val="single" w:sz="6" w:space="0" w:color="DEE0E3"/>
+              <w:bottom w:val="single" w:sz="6" w:space="0" w:color="DEE0E3"/>
+              <w:right w:val="single" w:sz="6" w:space="0" w:color="DEE0E3"/>
+            </w:tcBorders>
+            <w:tcMar>
+              <w:top w:w="120" w:type="dxa"/>
+              <w:left w:w="120" w:type="dxa"/>
+              <w:bottom w:w="120" w:type="dxa"/>
+              <w:right w:w="120" w:type="dxa"/>
+            </w:tcMar>
+            <w:hideMark/>
+          </w:tcPr>
+          <w:p>
+            <w:r>
+              <w:t>特征（R/F/M）</w:t>
+            </w:r>
+          </w:p>
+        </w:tc>
+        <w:tc>
+          <w:tcPr>
+            <w:tcW w:w="0" w:type="auto"/>
+            <w:tcBorders>
+              <w:top w:val="single" w:sz="6" w:space="0" w:color="DEE0E3"/>
+              <w:left w:val="single" w:sz="6" w:space="0" w:color="DEE0E3"/>
+              <w:bottom w:val="single" w:sz="6" w:space="0" w:color="DEE0E3"/>
+              <w:right w:val="single" w:sz="6" w:space="0" w:color="DEE0E3"/>
+            </w:tcBorders>
+            <w:tcMar>
+              <w:top w:w="120" w:type="dxa"/>
+              <w:left w:w="120" w:type="dxa"/>
+              <w:bottom w:w="120" w:type="dxa"/>
+              <w:right w:w="120" w:type="dxa"/>
+            </w:tcMar>
+            <w:hideMark/>
+          </w:tcPr>
+          <w:p>
+            <w:r>
+              <w:t>对应人群</w:t>
+            </w:r>
+          </w:p>
+        </w:tc>
+        <w:tc>
+          <w:tcPr>
+            <w:tcW w:w="0" w:type="auto"/>
+            <w:tcBorders>
+              <w:top w:val="single" w:sz="6" w:space="0" w:color="DEE0E3"/>
+              <w:left w:val="single" w:sz="6" w:space="0" w:color="DEE0E3"/>
+              <w:bottom w:val="single" w:sz="6" w:space="0" w:color="DEE0E3"/>
+              <w:right w:val="single" w:sz="6" w:space="0" w:color="DEE0E3"/>
+            </w:tcBorders>
+            <w:tcMar>
+              <w:top w:w="120" w:type="dxa"/>
+              <w:left w:w="120" w:type="dxa"/>
+              <w:bottom w:w="120" w:type="dxa"/>
+              <w:right w:w="120" w:type="dxa"/>
+            </w:tcMar>
+            <w:hideMark/>
+          </w:tcPr>
+          <w:p>
+            <w:r>
+              <w:t>运营策略</w:t>
+            </w:r>
+          </w:p>
+        </w:tc>
+        <w:tc>
+          <w:tcPr>
+            <w:tcW w:w="0" w:type="auto"/>
+            <w:tcBorders>
+              <w:top w:val="single" w:sz="6" w:space="0" w:color="DEE0E3"/>
+              <w:left w:val="single" w:sz="6" w:space="0" w:color="DEE0E3"/>
+              <w:bottom w:val="single" w:sz="6" w:space="0" w:color="DEE0E3"/>
+              <w:right w:val="single" w:sz="6" w:space="0" w:color="DEE0E3"/>
+            </w:tcBorders>
+            <w:tcMar>
+              <w:top w:w="120" w:type="dxa"/>
+              <w:left w:w="120" w:type="dxa"/>
+              <w:bottom w:w="120" w:type="dxa"/>
+              <w:right w:w="120" w:type="dxa"/>
+            </w:tcMar>
+            <w:hideMark/>
+          </w:tcPr>
+          <w:p>
+            <w:r>
+              <w:t>具体运营动作</w:t>
+            </w:r>
+          </w:p>
+        </w:tc>
+      </w:tr>
+      <w:tr>
+        <w:trPr>
+          <w:trHeight w:val="585"/>
+        </w:trPr>
+        <w:tc>
+          <w:tcPr>
+            <w:tcW w:w="0" w:type="auto"/>
+            <w:tcBorders>
+              <w:top w:val="single" w:sz="6" w:space="0" w:color="DEE0E3"/>
+              <w:left w:val="single" w:sz="6" w:space="0" w:color="DEE0E3"/>
+              <w:bottom w:val="single" w:sz="6" w:space="0" w:color="DEE0E3"/>
+              <w:right w:val="single" w:sz="6" w:space="0" w:color="DEE0E3"/>
+            </w:tcBorders>
+            <w:tcMar>
+              <w:top w:w="120" w:type="dxa"/>
+              <w:left w:w="120" w:type="dxa"/>
+              <w:bottom w:w="120" w:type="dxa"/>
+              <w:right w:w="120" w:type="dxa"/>
+            </w:tcMar>
+            <w:hideMark/>
+          </w:tcPr>
+          <w:p>
+            <w:r>
+              <w:t>重要价值用户</w:t>
+            </w:r>
+          </w:p>
+        </w:tc>
+        <w:tc>
+          <w:tcPr>
+            <w:tcW w:w="0" w:type="auto"/>
+            <w:tcBorders>
+              <w:top w:val="single" w:sz="6" w:space="0" w:color="DEE0E3"/>
+              <w:left w:val="single" w:sz="6" w:space="0" w:color="DEE0E3"/>
+              <w:bottom w:val="single" w:sz="6" w:space="0" w:color="DEE0E3"/>
+              <w:right w:val="single" w:sz="6" w:space="0" w:color="DEE0E3"/>
+            </w:tcBorders>
+            <w:tcMar>
+              <w:top w:w="120" w:type="dxa"/>
+              <w:left w:w="120" w:type="dxa"/>
+              <w:bottom w:w="120" w:type="dxa"/>
+              <w:right w:w="120" w:type="dxa"/>
+            </w:tcMar>
+            <w:hideMark/>
+          </w:tcPr>
+          <w:p>
+            <w:r>
+              <w:t>高 R、高 F、高 M</w:t>
+            </w:r>
+          </w:p>
+        </w:tc>
+        <w:tc>
+          <w:tcPr>
+            <w:tcW w:w="0" w:type="auto"/>
+            <w:tcBorders>
+              <w:top w:val="single" w:sz="6" w:space="0" w:color="DEE0E3"/>
+              <w:left w:val="single" w:sz="6" w:space="0" w:color="DEE0E3"/>
+              <w:bottom w:val="single" w:sz="6" w:space="0" w:color="DEE0E3"/>
+              <w:right w:val="single" w:sz="6" w:space="0" w:color="DEE0E3"/>
+            </w:tcBorders>
+            <w:tcMar>
+              <w:top w:w="120" w:type="dxa"/>
+              <w:left w:w="120" w:type="dxa"/>
+              <w:bottom w:w="120" w:type="dxa"/>
+              <w:right w:w="120" w:type="dxa"/>
+            </w:tcMar>
+            <w:hideMark/>
+          </w:tcPr>
+          <w:p>
+            <w:r>
+              <w:t>高 ARPU + 高频 + 活跃的核心高价值用户</w:t>
+            </w:r>
+          </w:p>
+        </w:tc>
+        <w:tc>
+          <w:tcPr>
+            <w:tcW w:w="0" w:type="auto"/>
+            <w:tcBorders>
+              <w:top w:val="single" w:sz="6" w:space="0" w:color="DEE0E3"/>
+              <w:left w:val="single" w:sz="6" w:space="0" w:color="DEE0E3"/>
+              <w:bottom w:val="single" w:sz="6" w:space="0" w:color="DEE0E3"/>
+              <w:right w:val="single" w:sz="6" w:space="0" w:color="DEE0E3"/>
+            </w:tcBorders>
+            <w:tcMar>
+              <w:top w:w="120" w:type="dxa"/>
+              <w:left w:w="120" w:type="dxa"/>
+              <w:bottom w:w="120" w:type="dxa"/>
+              <w:right w:w="120" w:type="dxa"/>
+            </w:tcMar>
+            <w:vAlign w:val="center"/>
+            <w:hideMark/>
+          </w:tcPr>
+          <w:p>
+            <w:r>
+              <w:t>核心用户专属维护</w:t>
+            </w:r>
+          </w:p>
+        </w:tc>
+        <w:tc>
+          <w:tcPr>
+            <w:tcW w:w="0" w:type="auto"/>
+            <w:tcBorders>
+              <w:top w:val="single" w:sz="6" w:space="0" w:color="DEE0E3"/>
+              <w:left w:val="single" w:sz="6" w:space="0" w:color="DEE0E3"/>
+              <w:bottom w:val="single" w:sz="6" w:space="0" w:color="DEE0E3"/>
+              <w:right w:val="single" w:sz="6" w:space="0" w:color="DEE0E3"/>
+            </w:tcBorders>
+            <w:tcMar>
+              <w:top w:w="120" w:type="dxa"/>
+              <w:left w:w="120" w:type="dxa"/>
+              <w:bottom w:w="120" w:type="dxa"/>
+              <w:right w:w="120" w:type="dxa"/>
+            </w:tcMar>
+            <w:hideMark/>
+          </w:tcPr>
+          <w:p>
+            <w:r>
+              <w:t>优先提供专属服务、新品试用，维护忠诚度</w:t>
+            </w:r>
+          </w:p>
+        </w:tc>
+      </w:tr>
+      <w:tr>
+        <w:trPr>
+          <w:trHeight w:val="585"/>
+        </w:trPr>
+        <w:tc>
+          <w:tcPr>
+            <w:tcW w:w="0" w:type="auto"/>
+            <w:tcBorders>
+              <w:top w:val="single" w:sz="6" w:space="0" w:color="DEE0E3"/>
+              <w:left w:val="single" w:sz="6" w:space="0" w:color="DEE0E3"/>
+              <w:bottom w:val="single" w:sz="6" w:space="0" w:color="DEE0E3"/>
+              <w:right w:val="single" w:sz="6" w:space="0" w:color="DEE0E3"/>
+            </w:tcBorders>
+            <w:tcMar>
+              <w:top w:w="120" w:type="dxa"/>
+              <w:left w:w="120" w:type="dxa"/>
+              <w:bottom w:w="120" w:type="dxa"/>
+              <w:right w:w="120" w:type="dxa"/>
+            </w:tcMar>
+            <w:hideMark/>
+          </w:tcPr>
+          <w:p>
+            <w:r>
+              <w:t>重要发展用户</w:t>
+            </w:r>
+          </w:p>
+        </w:tc>
+        <w:tc>
+          <w:tcPr>
+            <w:tcW w:w="0" w:type="auto"/>
+            <w:tcBorders>
+              <w:top w:val="single" w:sz="6" w:space="0" w:color="DEE0E3"/>
+              <w:left w:val="single" w:sz="6" w:space="0" w:color="DEE0E3"/>
+              <w:bottom w:val="single" w:sz="6" w:space="0" w:color="DEE0E3"/>
+              <w:right w:val="single" w:sz="6" w:space="0" w:color="DEE0E3"/>
+            </w:tcBorders>
+            <w:tcMar>
+              <w:top w:w="120" w:type="dxa"/>
+              <w:left w:w="120" w:type="dxa"/>
+              <w:bottom w:w="120" w:type="dxa"/>
+              <w:right w:w="120" w:type="dxa"/>
+            </w:tcMar>
+            <w:hideMark/>
+          </w:tcPr>
+          <w:p>
+            <w:r>
+              <w:t>高 R、高 F、低 M</w:t>
+            </w:r>
+          </w:p>
+        </w:tc>
+        <w:tc>
+          <w:tcPr>
+            <w:tcW w:w="0" w:type="auto"/>
+            <w:tcBorders>
+              <w:top w:val="single" w:sz="6" w:space="0" w:color="DEE0E3"/>
+              <w:left w:val="single" w:sz="6" w:space="0" w:color="DEE0E3"/>
+              <w:bottom w:val="single" w:sz="6" w:space="0" w:color="DEE0E3"/>
+              <w:right w:val="single" w:sz="6" w:space="0" w:color="DEE0E3"/>
+            </w:tcBorders>
+            <w:tcMar>
+              <w:top w:w="120" w:type="dxa"/>
+              <w:left w:w="120" w:type="dxa"/>
+              <w:bottom w:w="120" w:type="dxa"/>
+              <w:right w:w="120" w:type="dxa"/>
+            </w:tcMar>
+            <w:hideMark/>
+          </w:tcPr>
+          <w:p>
+            <w:r>
+              <w:t>你说的频率高、稳定，但单次消费低的忠实用户</w:t>
+            </w:r>
+          </w:p>
+        </w:tc>
+        <w:tc>
+          <w:tcPr>
+            <w:tcW w:w="0" w:type="auto"/>
+            <w:vMerge w:val="restart"/>
+            <w:tcBorders>
+              <w:top w:val="single" w:sz="6" w:space="0" w:color="DEE0E3"/>
+              <w:left w:val="single" w:sz="6" w:space="0" w:color="DEE0E3"/>
+              <w:bottom w:val="single" w:sz="6" w:space="0" w:color="DEE0E3"/>
+              <w:right w:val="single" w:sz="6" w:space="0" w:color="DEE0E3"/>
+            </w:tcBorders>
+            <w:tcMar>
+              <w:top w:w="120" w:type="dxa"/>
+              <w:left w:w="120" w:type="dxa"/>
+              <w:bottom w:w="120" w:type="dxa"/>
+              <w:right w:w="120" w:type="dxa"/>
+            </w:tcMar>
+            <w:vAlign w:val="center"/>
+            <w:hideMark/>
+          </w:tcPr>
+          <w:p>
+            <w:r>
+              <w:t>潜力用户价值挖掘</w:t>
+            </w:r>
+          </w:p>
+        </w:tc>
+        <w:tc>
+          <w:tcPr>
+            <w:tcW w:w="0" w:type="auto"/>
+            <w:tcBorders>
+              <w:top w:val="single" w:sz="6" w:space="0" w:color="DEE0E3"/>
+              <w:left w:val="single" w:sz="6" w:space="0" w:color="DEE0E3"/>
+              <w:bottom w:val="single" w:sz="6" w:space="0" w:color="DEE0E3"/>
+              <w:right w:val="single" w:sz="6" w:space="0" w:color="DEE0E3"/>
+            </w:tcBorders>
+            <w:tcMar>
+              <w:top w:w="120" w:type="dxa"/>
+              <w:left w:w="120" w:type="dxa"/>
+              <w:bottom w:w="120" w:type="dxa"/>
+              <w:right w:w="120" w:type="dxa"/>
+            </w:tcMar>
+            <w:hideMark/>
+          </w:tcPr>
+          <w:p>
+            <w:r>
+              <w:t>引导复购，推送会员权益，提升消费频率</w:t>
+            </w:r>
+          </w:p>
+        </w:tc>
+      </w:tr>
+      <w:tr>
+        <w:trPr>
+          <w:trHeight w:val="585"/>
+        </w:trPr>
+        <w:tc>
+          <w:tcPr>
+            <w:tcW w:w="0" w:type="auto"/>
+            <w:tcBorders>
+              <w:top w:val="single" w:sz="6" w:space="0" w:color="DEE0E3"/>
+              <w:left w:val="single" w:sz="6" w:space="0" w:color="DEE0E3"/>
+              <w:bottom w:val="single" w:sz="6" w:space="0" w:color="DEE0E3"/>
+              <w:right w:val="single" w:sz="6" w:space="0" w:color="DEE0E3"/>
+            </w:tcBorders>
+            <w:tcMar>
+              <w:top w:w="120" w:type="dxa"/>
+              <w:left w:w="120" w:type="dxa"/>
+              <w:bottom w:w="120" w:type="dxa"/>
+              <w:right w:w="120" w:type="dxa"/>
+            </w:tcMar>
+            <w:hideMark/>
+          </w:tcPr>
+          <w:p>
+            <w:r>
+              <w:t>重要保持用户</w:t>
+            </w:r>
+          </w:p>
+        </w:tc>
+        <w:tc>
+          <w:tcPr>
+            <w:tcW w:w="0" w:type="auto"/>
+            <w:tcBorders>
+              <w:top w:val="single" w:sz="6" w:space="0" w:color="DEE0E3"/>
+              <w:left w:val="single" w:sz="6" w:space="0" w:color="DEE0E3"/>
+              <w:bottom w:val="single" w:sz="6" w:space="0" w:color="DEE0E3"/>
+              <w:right w:val="single" w:sz="6" w:space="0" w:color="DEE0E3"/>
+            </w:tcBorders>
+            <w:tcMar>
+              <w:top w:w="120" w:type="dxa"/>
+              <w:left w:w="120" w:type="dxa"/>
+              <w:bottom w:w="120" w:type="dxa"/>
+              <w:right w:w="120" w:type="dxa"/>
+            </w:tcMar>
+            <w:hideMark/>
+          </w:tcPr>
+          <w:p>
+            <w:r>
+              <w:t>高 R、低 F、高 M</w:t>
+            </w:r>
+          </w:p>
+        </w:tc>
+        <w:tc>
+          <w:tcPr>
+            <w:tcW w:w="0" w:type="auto"/>
+            <w:tcBorders>
+              <w:top w:val="single" w:sz="6" w:space="0" w:color="DEE0E3"/>
+              <w:left w:val="single" w:sz="6" w:space="0" w:color="DEE0E3"/>
+              <w:bottom w:val="single" w:sz="6" w:space="0" w:color="DEE0E3"/>
+              <w:right w:val="single" w:sz="6" w:space="0" w:color="DEE0E3"/>
+            </w:tcBorders>
+            <w:tcMar>
+              <w:top w:w="120" w:type="dxa"/>
+              <w:left w:w="120" w:type="dxa"/>
+              <w:bottom w:w="120" w:type="dxa"/>
+              <w:right w:w="120" w:type="dxa"/>
+            </w:tcMar>
+            <w:hideMark/>
+          </w:tcPr>
+          <w:p>
+            <w:r>
+              <w:t>单次花钱多，但不常来的高潜力用户</w:t>
+            </w:r>
+          </w:p>
+        </w:tc>
+        <w:tc>
+          <w:tcPr>
+            <w:tcW w:w="0" w:type="auto"/>
+            <w:vMerge/>
+            <w:tcBorders>
+              <w:top w:val="single" w:sz="6" w:space="0" w:color="DEE0E3"/>
+              <w:left w:val="single" w:sz="6" w:space="0" w:color="DEE0E3"/>
+              <w:bottom w:val="single" w:sz="6" w:space="0" w:color="DEE0E3"/>
+              <w:right w:val="single" w:sz="6" w:space="0" w:color="DEE0E3"/>
+            </w:tcBorders>
+            <w:vAlign w:val="center"/>
+            <w:hideMark/>
+          </w:tcPr>
+          <w:p/>
+        </w:tc>
+        <w:tc>
+          <w:tcPr>
+            <w:tcW w:w="0" w:type="auto"/>
+            <w:tcBorders>
+              <w:top w:val="single" w:sz="6" w:space="0" w:color="DEE0E3"/>
+              <w:left w:val="single" w:sz="6" w:space="0" w:color="DEE0E3"/>
+              <w:bottom w:val="single" w:sz="6" w:space="0" w:color="DEE0E3"/>
+              <w:right w:val="single" w:sz="6" w:space="0" w:color="DEE0E3"/>
+            </w:tcBorders>
+            <w:tcMar>
+              <w:top w:w="120" w:type="dxa"/>
+              <w:left w:w="120" w:type="dxa"/>
+              <w:bottom w:w="120" w:type="dxa"/>
+              <w:right w:w="120" w:type="dxa"/>
+            </w:tcMar>
+            <w:hideMark/>
+          </w:tcPr>
+          <w:p>
+            <w:r>
+              <w:t>引导复购，推送会员权益，提升消费频率</w:t>
+            </w:r>
+          </w:p>
+        </w:tc>
+      </w:tr>
+      <w:tr>
+        <w:trPr>
+          <w:trHeight w:val="585"/>
+        </w:trPr>
+        <w:tc>
+          <w:tcPr>
+            <w:tcW w:w="0" w:type="auto"/>
+            <w:tcBorders>
+              <w:top w:val="single" w:sz="6" w:space="0" w:color="DEE0E3"/>
+              <w:left w:val="single" w:sz="6" w:space="0" w:color="DEE0E3"/>
+              <w:bottom w:val="single" w:sz="6" w:space="0" w:color="DEE0E3"/>
+              <w:right w:val="single" w:sz="6" w:space="0" w:color="DEE0E3"/>
+            </w:tcBorders>
+            <w:tcMar>
+              <w:top w:w="120" w:type="dxa"/>
+              <w:left w:w="120" w:type="dxa"/>
+              <w:bottom w:w="120" w:type="dxa"/>
+              <w:right w:w="120" w:type="dxa"/>
+            </w:tcMar>
+            <w:hideMark/>
+          </w:tcPr>
+          <w:p>
+            <w:r>
+              <w:t>重要挽留用户</w:t>
+            </w:r>
+          </w:p>
+        </w:tc>
+        <w:tc>
+          <w:tcPr>
+            <w:tcW w:w="0" w:type="auto"/>
+            <w:tcBorders>
+              <w:top w:val="single" w:sz="6" w:space="0" w:color="DEE0E3"/>
+              <w:left w:val="single" w:sz="6" w:space="0" w:color="DEE0E3"/>
+              <w:bottom w:val="single" w:sz="6" w:space="0" w:color="DEE0E3"/>
+              <w:right w:val="single" w:sz="6" w:space="0" w:color="DEE0E3"/>
+            </w:tcBorders>
+            <w:tcMar>
+              <w:top w:w="120" w:type="dxa"/>
+              <w:left w:w="120" w:type="dxa"/>
+              <w:bottom w:w="120" w:type="dxa"/>
+              <w:right w:w="120" w:type="dxa"/>
+            </w:tcMar>
+            <w:hideMark/>
+          </w:tcPr>
+          <w:p>
+            <w:r>
+              <w:t>低 R、高 F、高 M</w:t>
+            </w:r>
+          </w:p>
+        </w:tc>
+        <w:tc>
+          <w:tcPr>
+            <w:tcW w:w="0" w:type="auto"/>
+            <w:tcBorders>
+              <w:top w:val="single" w:sz="6" w:space="0" w:color="DEE0E3"/>
+              <w:left w:val="single" w:sz="6" w:space="0" w:color="DEE0E3"/>
+              <w:bottom w:val="single" w:sz="6" w:space="0" w:color="DEE0E3"/>
+              <w:right w:val="single" w:sz="6" w:space="0" w:color="DEE0E3"/>
+            </w:tcBorders>
+            <w:tcMar>
+              <w:top w:w="120" w:type="dxa"/>
+              <w:left w:w="120" w:type="dxa"/>
+              <w:bottom w:w="120" w:type="dxa"/>
+              <w:right w:w="120" w:type="dxa"/>
+            </w:tcMar>
+            <w:hideMark/>
+          </w:tcPr>
+          <w:p>
+            <w:r>
+              <w:t>很久没来的老高价值用户</w:t>
+            </w:r>
+          </w:p>
+        </w:tc>
+        <w:tc>
+          <w:tcPr>
+            <w:tcW w:w="0" w:type="auto"/>
+            <w:vMerge w:val="restart"/>
+            <w:tcBorders>
+              <w:top w:val="single" w:sz="6" w:space="0" w:color="DEE0E3"/>
+              <w:left w:val="single" w:sz="6" w:space="0" w:color="DEE0E3"/>
+              <w:bottom w:val="single" w:sz="6" w:space="0" w:color="DEE0E3"/>
+              <w:right w:val="single" w:sz="6" w:space="0" w:color="DEE0E3"/>
+            </w:tcBorders>
+            <w:tcMar>
+              <w:top w:w="120" w:type="dxa"/>
+              <w:left w:w="120" w:type="dxa"/>
+              <w:bottom w:w="120" w:type="dxa"/>
+              <w:right w:w="120" w:type="dxa"/>
+            </w:tcMar>
+            <w:vAlign w:val="center"/>
+            <w:hideMark/>
+          </w:tcPr>
+          <w:p>
+            <w:r>
+              <w:t>流失用户召回</w:t>
+            </w:r>
+          </w:p>
+        </w:tc>
+        <w:tc>
+          <w:tcPr>
+            <w:tcW w:w="0" w:type="auto"/>
+            <w:tcBorders>
+              <w:top w:val="single" w:sz="6" w:space="0" w:color="DEE0E3"/>
+              <w:left w:val="single" w:sz="6" w:space="0" w:color="DEE0E3"/>
+              <w:bottom w:val="single" w:sz="6" w:space="0" w:color="DEE0E3"/>
+              <w:right w:val="single" w:sz="6" w:space="0" w:color="DEE0E3"/>
+            </w:tcBorders>
+            <w:tcMar>
+              <w:top w:w="120" w:type="dxa"/>
+              <w:left w:w="120" w:type="dxa"/>
+              <w:bottom w:w="120" w:type="dxa"/>
+              <w:right w:w="120" w:type="dxa"/>
+            </w:tcMar>
+            <w:hideMark/>
+          </w:tcPr>
+          <w:p>
+            <w:r>
+              <w:t>推送小福利唤醒，引导回归到店</w:t>
+            </w:r>
+          </w:p>
+        </w:tc>
+      </w:tr>
+      <w:tr>
+        <w:trPr>
+          <w:trHeight w:val="585"/>
+        </w:trPr>
+        <w:tc>
+          <w:tcPr>
+            <w:tcW w:w="0" w:type="auto"/>
+            <w:tcBorders>
+              <w:top w:val="single" w:sz="6" w:space="0" w:color="DEE0E3"/>
+              <w:left w:val="single" w:sz="6" w:space="0" w:color="DEE0E3"/>
+              <w:bottom w:val="single" w:sz="6" w:space="0" w:color="DEE0E3"/>
+              <w:right w:val="single" w:sz="6" w:space="0" w:color="DEE0E3"/>
+            </w:tcBorders>
+            <w:tcMar>
+              <w:top w:w="120" w:type="dxa"/>
+              <w:left w:w="120" w:type="dxa"/>
+              <w:bottom w:w="120" w:type="dxa"/>
+              <w:right w:w="120" w:type="dxa"/>
+            </w:tcMar>
+            <w:hideMark/>
+          </w:tcPr>
+          <w:p>
+            <w:r>
+              <w:t>一般发展用户</w:t>
+            </w:r>
+          </w:p>
+        </w:tc>
+        <w:tc>
+          <w:tcPr>
+            <w:tcW w:w="0" w:type="auto"/>
+            <w:tcBorders>
+              <w:top w:val="single" w:sz="6" w:space="0" w:color="DEE0E3"/>
+              <w:left w:val="single" w:sz="6" w:space="0" w:color="DEE0E3"/>
+              <w:bottom w:val="single" w:sz="6" w:space="0" w:color="DEE0E3"/>
+              <w:right w:val="single" w:sz="6" w:space="0" w:color="DEE0E3"/>
+            </w:tcBorders>
+            <w:tcMar>
+              <w:top w:w="120" w:type="dxa"/>
+              <w:left w:w="120" w:type="dxa"/>
+              <w:bottom w:w="120" w:type="dxa"/>
+              <w:right w:w="120" w:type="dxa"/>
+            </w:tcMar>
+            <w:hideMark/>
+          </w:tcPr>
+          <w:p>
+            <w:r>
+              <w:t>低 R、高 F、低 M</w:t>
+            </w:r>
+          </w:p>
+        </w:tc>
+        <w:tc>
+          <w:tcPr>
+            <w:tcW w:w="0" w:type="auto"/>
+            <w:tcBorders>
+              <w:top w:val="single" w:sz="6" w:space="0" w:color="DEE0E3"/>
+              <w:left w:val="single" w:sz="6" w:space="0" w:color="DEE0E3"/>
+              <w:bottom w:val="single" w:sz="6" w:space="0" w:color="DEE0E3"/>
+              <w:right w:val="single" w:sz="6" w:space="0" w:color="DEE0E3"/>
+            </w:tcBorders>
+            <w:tcMar>
+              <w:top w:w="120" w:type="dxa"/>
+              <w:left w:w="120" w:type="dxa"/>
+              <w:bottom w:w="120" w:type="dxa"/>
+              <w:right w:w="120" w:type="dxa"/>
+            </w:tcMar>
+            <w:hideMark/>
+          </w:tcPr>
+          <w:p>
+            <w:r>
+              <w:t>曾经高频但最近没来的低价用户</w:t>
+            </w:r>
+          </w:p>
+        </w:tc>
+        <w:tc>
+          <w:tcPr>
+            <w:tcW w:w="0" w:type="auto"/>
+            <w:vMerge/>
+            <w:tcBorders>
+              <w:top w:val="single" w:sz="6" w:space="0" w:color="DEE0E3"/>
+              <w:left w:val="single" w:sz="6" w:space="0" w:color="DEE0E3"/>
+              <w:bottom w:val="single" w:sz="6" w:space="0" w:color="DEE0E3"/>
+              <w:right w:val="single" w:sz="6" w:space="0" w:color="DEE0E3"/>
+            </w:tcBorders>
+            <w:vAlign w:val="center"/>
+            <w:hideMark/>
+          </w:tcPr>
+          <w:p/>
+        </w:tc>
+        <w:tc>
+          <w:tcPr>
+            <w:tcW w:w="0" w:type="auto"/>
+            <w:tcBorders>
+              <w:top w:val="single" w:sz="6" w:space="0" w:color="DEE0E3"/>
+              <w:left w:val="single" w:sz="6" w:space="0" w:color="DEE0E3"/>
+              <w:bottom w:val="single" w:sz="6" w:space="0" w:color="DEE0E3"/>
+              <w:right w:val="single" w:sz="6" w:space="0" w:color="DEE0E3"/>
+            </w:tcBorders>
+            <w:tcMar>
+              <w:top w:w="120" w:type="dxa"/>
+              <w:left w:w="120" w:type="dxa"/>
+              <w:bottom w:w="120" w:type="dxa"/>
+              <w:right w:w="120" w:type="dxa"/>
+            </w:tcMar>
+            <w:hideMark/>
+          </w:tcPr>
+          <w:p>
+            <w:r>
+              <w:t>推送小福利唤醒，引导回归到店</w:t>
+            </w:r>
+          </w:p>
+        </w:tc>
+      </w:tr>
+      <w:tr>
+        <w:trPr>
+          <w:trHeight w:val="585"/>
+        </w:trPr>
+        <w:tc>
+          <w:tcPr>
+            <w:tcW w:w="0" w:type="auto"/>
+            <w:tcBorders>
+              <w:top w:val="single" w:sz="6" w:space="0" w:color="DEE0E3"/>
+              <w:left w:val="single" w:sz="6" w:space="0" w:color="DEE0E3"/>
+              <w:bottom w:val="single" w:sz="6" w:space="0" w:color="DEE0E3"/>
+              <w:right w:val="single" w:sz="6" w:space="0" w:color="DEE0E3"/>
+            </w:tcBorders>
+            <w:tcMar>
+              <w:top w:w="120" w:type="dxa"/>
+              <w:left w:w="120" w:type="dxa"/>
+              <w:bottom w:w="120" w:type="dxa"/>
+              <w:right w:w="120" w:type="dxa"/>
+            </w:tcMar>
+            <w:hideMark/>
+          </w:tcPr>
+          <w:p>
+            <w:r>
+              <w:t>一般价值用户</w:t>
+            </w:r>
+          </w:p>
+        </w:tc>
+        <w:tc>
+          <w:tcPr>
+            <w:tcW w:w="0" w:type="auto"/>
+            <w:tcBorders>
+              <w:top w:val="single" w:sz="6" w:space="0" w:color="DEE0E3"/>
+              <w:left w:val="single" w:sz="6" w:space="0" w:color="DEE0E3"/>
+              <w:bottom w:val="single" w:sz="6" w:space="0" w:color="DEE0E3"/>
+              <w:right w:val="single" w:sz="6" w:space="0" w:color="DEE0E3"/>
+            </w:tcBorders>
+            <w:tcMar>
+              <w:top w:w="120" w:type="dxa"/>
+              <w:left w:w="120" w:type="dxa"/>
+              <w:bottom w:w="120" w:type="dxa"/>
+              <w:right w:w="120" w:type="dxa"/>
+            </w:tcMar>
+            <w:hideMark/>
+          </w:tcPr>
+          <w:p>
+            <w:r>
+              <w:t>高 R、低 F、低 M</w:t>
+            </w:r>
+          </w:p>
+        </w:tc>
+        <w:tc>
+          <w:tcPr>
+            <w:tcW w:w="0" w:type="auto"/>
+            <w:tcBorders>
+              <w:top w:val="single" w:sz="6" w:space="0" w:color="DEE0E3"/>
+              <w:left w:val="single" w:sz="6" w:space="0" w:color="DEE0E3"/>
+              <w:bottom w:val="single" w:sz="6" w:space="0" w:color="DEE0E3"/>
+              <w:right w:val="single" w:sz="6" w:space="0" w:color="DEE0E3"/>
+            </w:tcBorders>
+            <w:tcMar>
+              <w:top w:w="120" w:type="dxa"/>
+              <w:left w:w="120" w:type="dxa"/>
+              <w:bottom w:w="120" w:type="dxa"/>
+              <w:right w:w="120" w:type="dxa"/>
+            </w:tcMar>
+            <w:hideMark/>
+          </w:tcPr>
+          <w:p>
+            <w:r>
+              <w:t>偶尔来的普通新用户</w:t>
+            </w:r>
+          </w:p>
+        </w:tc>
+        <w:tc>
+          <w:tcPr>
+            <w:tcW w:w="0" w:type="auto"/>
+            <w:vMerge w:val="restart"/>
+            <w:tcBorders>
+              <w:top w:val="single" w:sz="6" w:space="0" w:color="DEE0E3"/>
+              <w:left w:val="single" w:sz="6" w:space="0" w:color="DEE0E3"/>
+              <w:bottom w:val="single" w:sz="6" w:space="0" w:color="DEE0E3"/>
+              <w:right w:val="single" w:sz="6" w:space="0" w:color="DEE0E3"/>
+            </w:tcBorders>
+            <w:tcMar>
+              <w:top w:w="120" w:type="dxa"/>
+              <w:left w:w="120" w:type="dxa"/>
+              <w:bottom w:w="120" w:type="dxa"/>
+              <w:right w:w="120" w:type="dxa"/>
+            </w:tcMar>
+            <w:vAlign w:val="center"/>
+            <w:hideMark/>
+          </w:tcPr>
+          <w:p>
+            <w:r>
+              <w:t>新 / 低价值用户激活</w:t>
+            </w:r>
+          </w:p>
+        </w:tc>
+        <w:tc>
+          <w:tcPr>
+            <w:tcW w:w="0" w:type="auto"/>
+            <w:vMerge w:val="restart"/>
+            <w:tcBorders>
+              <w:top w:val="single" w:sz="6" w:space="0" w:color="DEE0E3"/>
+              <w:left w:val="single" w:sz="6" w:space="0" w:color="DEE0E3"/>
+              <w:bottom w:val="single" w:sz="6" w:space="0" w:color="DEE0E3"/>
+              <w:right w:val="single" w:sz="6" w:space="0" w:color="DEE0E3"/>
+            </w:tcBorders>
+            <w:tcMar>
+              <w:top w:w="120" w:type="dxa"/>
+              <w:left w:w="120" w:type="dxa"/>
+              <w:bottom w:w="120" w:type="dxa"/>
+              <w:right w:w="120" w:type="dxa"/>
+            </w:tcMar>
+            <w:hideMark/>
+          </w:tcPr>
+          <w:p>
+            <w:r>
+              <w:t>推送新人复购券、到店小礼品福利，引导用户完成首单或复购，低成本筛选潜在的高价值用户</w:t>
+            </w:r>
+          </w:p>
+        </w:tc>
+      </w:tr>
+      <w:tr>
+        <w:trPr>
+          <w:trHeight w:val="585"/>
+        </w:trPr>
+        <w:tc>
+          <w:tcPr>
+            <w:tcW w:w="0" w:type="auto"/>
+            <w:tcBorders>
+              <w:top w:val="single" w:sz="6" w:space="0" w:color="DEE0E3"/>
+              <w:left w:val="single" w:sz="6" w:space="0" w:color="DEE0E3"/>
+              <w:bottom w:val="single" w:sz="6" w:space="0" w:color="DEE0E3"/>
+              <w:right w:val="single" w:sz="6" w:space="0" w:color="DEE0E3"/>
+            </w:tcBorders>
+            <w:tcMar>
+              <w:top w:w="120" w:type="dxa"/>
+              <w:left w:w="120" w:type="dxa"/>
+              <w:bottom w:w="120" w:type="dxa"/>
+              <w:right w:w="120" w:type="dxa"/>
+            </w:tcMar>
+            <w:hideMark/>
+          </w:tcPr>
+          <w:p>
+            <w:r>
+              <w:t>一般保持用户</w:t>
+            </w:r>
+          </w:p>
+        </w:tc>
+        <w:tc>
+          <w:tcPr>
+            <w:tcW w:w="0" w:type="auto"/>
+            <w:tcBorders>
+              <w:top w:val="single" w:sz="6" w:space="0" w:color="DEE0E3"/>
+              <w:left w:val="single" w:sz="6" w:space="0" w:color="DEE0E3"/>
+              <w:bottom w:val="single" w:sz="6" w:space="0" w:color="DEE0E3"/>
+              <w:right w:val="single" w:sz="6" w:space="0" w:color="DEE0E3"/>
+            </w:tcBorders>
+            <w:tcMar>
+              <w:top w:w="120" w:type="dxa"/>
+              <w:left w:w="120" w:type="dxa"/>
+              <w:bottom w:w="120" w:type="dxa"/>
+              <w:right w:w="120" w:type="dxa"/>
+            </w:tcMar>
+            <w:hideMark/>
+          </w:tcPr>
+          <w:p>
+            <w:r>
+              <w:t>高 R、低 F、低 M</w:t>
+            </w:r>
+          </w:p>
+        </w:tc>
+        <w:tc>
+          <w:tcPr>
+            <w:tcW w:w="0" w:type="auto"/>
+            <w:tcBorders>
+              <w:top w:val="single" w:sz="6" w:space="0" w:color="DEE0E3"/>
+              <w:left w:val="single" w:sz="6" w:space="0" w:color="DEE0E3"/>
+              <w:bottom w:val="single" w:sz="6" w:space="0" w:color="DEE0E3"/>
+              <w:right w:val="single" w:sz="6" w:space="0" w:color="DEE0E3"/>
+            </w:tcBorders>
+            <w:tcMar>
+              <w:top w:w="120" w:type="dxa"/>
+              <w:left w:w="120" w:type="dxa"/>
+              <w:bottom w:w="120" w:type="dxa"/>
+              <w:right w:w="120" w:type="dxa"/>
+            </w:tcMar>
+            <w:hideMark/>
+          </w:tcPr>
+          <w:p>
+            <w:r>
+              <w:t>单次低消费、低频的新用户</w:t>
+            </w:r>
+          </w:p>
+        </w:tc>
+        <w:tc>
+          <w:tcPr>
+            <w:tcW w:w="0" w:type="auto"/>
+            <w:vMerge/>
+            <w:tcBorders>
+              <w:top w:val="single" w:sz="6" w:space="0" w:color="DEE0E3"/>
+              <w:left w:val="single" w:sz="6" w:space="0" w:color="DEE0E3"/>
+              <w:bottom w:val="single" w:sz="6" w:space="0" w:color="DEE0E3"/>
+              <w:right w:val="single" w:sz="6" w:space="0" w:color="DEE0E3"/>
+            </w:tcBorders>
+            <w:vAlign w:val="center"/>
+            <w:hideMark/>
+          </w:tcPr>
+          <w:p/>
+        </w:tc>
+        <w:tc>
+          <w:tcPr>
+            <w:tcW w:w="0" w:type="auto"/>
+            <w:vMerge/>
+            <w:tcBorders>
+              <w:top w:val="single" w:sz="6" w:space="0" w:color="DEE0E3"/>
+              <w:left w:val="single" w:sz="6" w:space="0" w:color="DEE0E3"/>
+              <w:bottom w:val="single" w:sz="6" w:space="0" w:color="DEE0E3"/>
+              <w:right w:val="single" w:sz="6" w:space="0" w:color="DEE0E3"/>
+            </w:tcBorders>
+            <w:vAlign w:val="center"/>
+            <w:hideMark/>
+          </w:tcPr>
+          <w:p/>
+        </w:tc>
+      </w:tr>
+      <w:tr>
+        <w:trPr>
+          <w:trHeight w:val="585"/>
+        </w:trPr>
+        <w:tc>
+          <w:tcPr>
+            <w:tcW w:w="0" w:type="auto"/>
+            <w:tcBorders>
+              <w:top w:val="single" w:sz="6" w:space="0" w:color="DEE0E3"/>
+              <w:left w:val="single" w:sz="6" w:space="0" w:color="DEE0E3"/>
+              <w:bottom w:val="single" w:sz="6" w:space="0" w:color="DEE0E3"/>
+              <w:right w:val="single" w:sz="6" w:space="0" w:color="DEE0E3"/>
+            </w:tcBorders>
+            <w:tcMar>
+              <w:top w:w="120" w:type="dxa"/>
+              <w:left w:w="120" w:type="dxa"/>
+              <w:bottom w:w="120" w:type="dxa"/>
+              <w:right w:w="120" w:type="dxa"/>
+            </w:tcMar>
+            <w:hideMark/>
+          </w:tcPr>
+          <w:p>
+            <w:r>
+              <w:t>无价值用户</w:t>
+            </w:r>
+          </w:p>
+        </w:tc>
+        <w:tc>
+          <w:tcPr>
+            <w:tcW w:w="0" w:type="auto"/>
+            <w:tcBorders>
+              <w:top w:val="single" w:sz="6" w:space="0" w:color="DEE0E3"/>
+              <w:left w:val="single" w:sz="6" w:space="0" w:color="DEE0E3"/>
+              <w:bottom w:val="single" w:sz="6" w:space="0" w:color="DEE0E3"/>
+              <w:right w:val="single" w:sz="6" w:space="0" w:color="DEE0E3"/>
+            </w:tcBorders>
+            <w:tcMar>
+              <w:top w:w="120" w:type="dxa"/>
+              <w:left w:w="120" w:type="dxa"/>
+              <w:bottom w:w="120" w:type="dxa"/>
+              <w:right w:w="120" w:type="dxa"/>
+            </w:tcMar>
+            <w:hideMark/>
+          </w:tcPr>
+          <w:p>
+            <w:r>
+              <w:t>低 R、低 F、低 M</w:t>
+            </w:r>
+          </w:p>
+        </w:tc>
+        <w:tc>
+          <w:tcPr>
+            <w:tcW w:w="0" w:type="auto"/>
+            <w:tcBorders>
+              <w:top w:val="single" w:sz="6" w:space="0" w:color="DEE0E3"/>
+              <w:left w:val="single" w:sz="6" w:space="0" w:color="DEE0E3"/>
+              <w:bottom w:val="single" w:sz="6" w:space="0" w:color="DEE0E3"/>
+              <w:right w:val="single" w:sz="6" w:space="0" w:color="DEE0E3"/>
+            </w:tcBorders>
+            <w:tcMar>
+              <w:top w:w="120" w:type="dxa"/>
+              <w:left w:w="120" w:type="dxa"/>
+              <w:bottom w:w="120" w:type="dxa"/>
+              <w:right w:w="120" w:type="dxa"/>
+            </w:tcMar>
+            <w:hideMark/>
+          </w:tcPr>
+          <w:p>
+            <w:r>
+              <w:t>沉睡很久的低价值用户</w:t>
+            </w:r>
+          </w:p>
+        </w:tc>
+        <w:tc>
+          <w:tcPr>
+            <w:tcW w:w="0" w:type="auto"/>
+            <w:vMerge/>
+            <w:tcBorders>
+              <w:top w:val="single" w:sz="6" w:space="0" w:color="DEE0E3"/>
+              <w:left w:val="single" w:sz="6" w:space="0" w:color="DEE0E3"/>
+              <w:bottom w:val="single" w:sz="6" w:space="0" w:color="DEE0E3"/>
+              <w:right w:val="single" w:sz="6" w:space="0" w:color="DEE0E3"/>
+            </w:tcBorders>
+            <w:vAlign w:val="center"/>
+            <w:hideMark/>
+          </w:tcPr>
+          <w:p/>
+        </w:tc>
+        <w:tc>
+          <w:tcPr>
+            <w:tcW w:w="0" w:type="auto"/>
+            <w:vMerge/>
+            <w:tcBorders>
+              <w:top w:val="single" w:sz="6" w:space="0" w:color="DEE0E3"/>
+              <w:left w:val="single" w:sz="6" w:space="0" w:color="DEE0E3"/>
+              <w:bottom w:val="single" w:sz="6" w:space="0" w:color="DEE0E3"/>
+              <w:right w:val="single" w:sz="6" w:space="0" w:color="DEE0E3"/>
+            </w:tcBorders>
+            <w:vAlign w:val="center"/>
+            <w:hideMark/>
+          </w:tcPr>
+          <w:p/>
+        </w:tc>
+      </w:tr>
+    </w:tbl>
     <w:p/>
     <w:p/>
     <w:sectPr>
